--- a/eng/docx/17.content.docx
+++ b/eng/docx/17.content.docx
@@ -19,7 +19,7 @@
         <w:rPr>
           <w:lang w:val="en_US" w:bidi="en_US"/>
         </w:rPr>
-        <w:t>Resource: Study Notes - Book Intros (Tyndale)</w:t>
+        <w:t>Resource: Tyndale Open Study Notes</w:t>
       </w:r>
       <w:r>
         <w:rPr>
@@ -112,7 +112,7 @@
         <w:rPr>
           <w:lang w:val="en_US" w:bidi="en_US"/>
         </w:rPr>
-        <w:t>Study Notes - Book Intros (Tyndale)</w:t>
+        <w:t>Tyndale Open Study Notes</w:t>
       </w:r>
     </w:p>
     <w:p>

--- a/eng/docx/17.content.docx
+++ b/eng/docx/17.content.docx
@@ -19,7 +19,7 @@
         <w:rPr>
           <w:lang w:val="en_US" w:bidi="en_US"/>
         </w:rPr>
-        <w:t>Resource: Tyndale Open Study Notes</w:t>
+        <w:t>Resource: Aquifer Open Study Notes (Book Intros)</w:t>
       </w:r>
       <w:r>
         <w:rPr>
@@ -112,7 +112,7 @@
         <w:rPr>
           <w:lang w:val="en_US" w:bidi="en_US"/>
         </w:rPr>
-        <w:t>Tyndale Open Study Notes</w:t>
+        <w:t>Aquifer Open Study Notes (Book Intros)</w:t>
       </w:r>
     </w:p>
     <w:p>

--- a/eng/docx/17.content.docx
+++ b/eng/docx/17.content.docx
@@ -258,36 +258,24 @@
         </w:rPr>
         <w:t>The book of Esther takes place during the rule of King Xerxes of Persia, from 486 to 465 BC. In an earlier time, around 538 BC, about 50,000 people returned to Judea from Babylon (</w:t>
       </w:r>
-      <w:hyperlink r:id="rId13">
-        <w:r>
-          <w:rPr>
-            <w:lang w:val="en_US" w:bidi="en_US"/>
-          </w:rPr>
-          <w:rPr>
-            <w:color w:val="0000EE"/>
-            <w:u w:val="single"/>
-          </w:rPr>
-          <w:t>Ezra 1:1–5</w:t>
-        </w:r>
-      </w:hyperlink>
+      <w:r>
+        <w:rPr>
+          <w:lang w:val="en_US" w:bidi="en_US"/>
+        </w:rPr>
+        <w:t>Ezra 1:1–5</w:t>
+      </w:r>
       <w:r>
         <w:rPr>
           <w:lang w:val="en_US" w:bidi="en_US"/>
         </w:rPr>
         <w:t xml:space="preserve">; </w:t>
       </w:r>
-      <w:hyperlink r:id="rId14">
-        <w:r>
-          <w:rPr>
-            <w:lang w:val="en_US" w:bidi="en_US"/>
-          </w:rPr>
-          <w:rPr>
-            <w:color w:val="0000EE"/>
-            <w:u w:val="single"/>
-          </w:rPr>
-          <w:t>2:64–67</w:t>
-        </w:r>
-      </w:hyperlink>
+      <w:r>
+        <w:rPr>
+          <w:lang w:val="en_US" w:bidi="en_US"/>
+        </w:rPr>
+        <w:t>2:64–67</w:t>
+      </w:r>
       <w:r>
         <w:rPr>
           <w:lang w:val="en_US" w:bidi="en_US"/>
@@ -347,36 +335,24 @@
         </w:rPr>
         <w:t>When King Xerxes hosted a grand feast for important Persian leaders, Queen Vashti refused to display her beauty. As a result, Xerxes removed her from her position and began looking for a new queen (</w:t>
       </w:r>
-      <w:hyperlink r:id="rId15">
-        <w:r>
-          <w:rPr>
-            <w:lang w:val="en_US" w:bidi="en_US"/>
-          </w:rPr>
-          <w:rPr>
-            <w:color w:val="0000EE"/>
-            <w:u w:val="single"/>
-          </w:rPr>
-          <w:t>1:1–2:4</w:t>
-        </w:r>
-      </w:hyperlink>
+      <w:r>
+        <w:rPr>
+          <w:lang w:val="en_US" w:bidi="en_US"/>
+        </w:rPr>
+        <w:t>1:1–2:4</w:t>
+      </w:r>
       <w:r>
         <w:rPr>
           <w:lang w:val="en_US" w:bidi="en_US"/>
         </w:rPr>
         <w:t>). Xerxes chose Mordecai’s cousin, Esther, who was Jewish (</w:t>
       </w:r>
-      <w:hyperlink r:id="rId16">
-        <w:r>
-          <w:rPr>
-            <w:lang w:val="en_US" w:bidi="en_US"/>
-          </w:rPr>
-          <w:rPr>
-            <w:color w:val="0000EE"/>
-            <w:u w:val="single"/>
-          </w:rPr>
-          <w:t>2:5–18</w:t>
-        </w:r>
-      </w:hyperlink>
+      <w:r>
+        <w:rPr>
+          <w:lang w:val="en_US" w:bidi="en_US"/>
+        </w:rPr>
+        <w:t>2:5–18</w:t>
+      </w:r>
       <w:r>
         <w:rPr>
           <w:lang w:val="en_US" w:bidi="en_US"/>
@@ -397,72 +373,48 @@
         </w:rPr>
         <w:t>After Mordecai became a palace official, he discovered a plot against the king and reported it through Esther. Later, Mordecai refused to bow in honor to Haman, the highest official of Xerxes. This led Haman to create a plan to kill all the Jews in the empire (</w:t>
       </w:r>
-      <w:hyperlink r:id="rId17">
-        <w:r>
-          <w:rPr>
-            <w:lang w:val="en_US" w:bidi="en_US"/>
-          </w:rPr>
-          <w:rPr>
-            <w:color w:val="0000EE"/>
-            <w:u w:val="single"/>
-          </w:rPr>
-          <w:t>2:19–3:15</w:t>
-        </w:r>
-      </w:hyperlink>
+      <w:r>
+        <w:rPr>
+          <w:lang w:val="en_US" w:bidi="en_US"/>
+        </w:rPr>
+        <w:t>2:19–3:15</w:t>
+      </w:r>
       <w:r>
         <w:rPr>
           <w:lang w:val="en_US" w:bidi="en_US"/>
         </w:rPr>
         <w:t>). As the Jewish community prayed, Esther risked her life by approaching the king without an invitation (</w:t>
       </w:r>
-      <w:hyperlink r:id="rId18">
-        <w:r>
-          <w:rPr>
-            <w:lang w:val="en_US" w:bidi="en_US"/>
-          </w:rPr>
-          <w:rPr>
-            <w:color w:val="0000EE"/>
-            <w:u w:val="single"/>
-          </w:rPr>
-          <w:t>4:16</w:t>
-        </w:r>
-      </w:hyperlink>
+      <w:r>
+        <w:rPr>
+          <w:lang w:val="en_US" w:bidi="en_US"/>
+        </w:rPr>
+        <w:t>4:16</w:t>
+      </w:r>
       <w:r>
         <w:rPr>
           <w:lang w:val="en_US" w:bidi="en_US"/>
         </w:rPr>
         <w:t xml:space="preserve">). She asked the king and Haman to attend a feast (chapter </w:t>
       </w:r>
-      <w:hyperlink r:id="rId19">
-        <w:r>
-          <w:rPr>
-            <w:lang w:val="en_US" w:bidi="en_US"/>
-          </w:rPr>
-          <w:rPr>
-            <w:color w:val="0000EE"/>
-            <w:u w:val="single"/>
-          </w:rPr>
-          <w:t>4</w:t>
-        </w:r>
-      </w:hyperlink>
+      <w:r>
+        <w:rPr>
+          <w:lang w:val="en_US" w:bidi="en_US"/>
+        </w:rPr>
+        <w:t>4</w:t>
+      </w:r>
       <w:r>
         <w:rPr>
           <w:lang w:val="en_US" w:bidi="en_US"/>
         </w:rPr>
         <w:t>). Meanwhile, Haman built a gallows to hang Mordecai (</w:t>
       </w:r>
-      <w:hyperlink r:id="rId20">
-        <w:r>
-          <w:rPr>
-            <w:lang w:val="en_US" w:bidi="en_US"/>
-          </w:rPr>
-          <w:rPr>
-            <w:color w:val="0000EE"/>
-            <w:u w:val="single"/>
-          </w:rPr>
-          <w:t>5:14</w:t>
-        </w:r>
-      </w:hyperlink>
+      <w:r>
+        <w:rPr>
+          <w:lang w:val="en_US" w:bidi="en_US"/>
+        </w:rPr>
+        <w:t>5:14</w:t>
+      </w:r>
       <w:r>
         <w:rPr>
           <w:lang w:val="en_US" w:bidi="en_US"/>
@@ -483,36 +435,24 @@
         </w:rPr>
         <w:t>After realizing he had not rewarded Mordecai for discovering the assassination plot, the king ordered Haman to lead a parade to honor Mordecai. This was humiliating for Haman (chapter</w:t>
       </w:r>
-      <w:hyperlink r:id="rId21">
-        <w:r>
-          <w:rPr>
-            <w:lang w:val="en_US" w:bidi="en_US"/>
-          </w:rPr>
-          <w:rPr>
-            <w:color w:val="0000EE"/>
-            <w:u w:val="single"/>
-          </w:rPr>
-          <w:t xml:space="preserve"> 6</w:t>
-        </w:r>
-      </w:hyperlink>
+      <w:r>
+        <w:rPr>
+          <w:lang w:val="en_US" w:bidi="en_US"/>
+        </w:rPr>
+        <w:t xml:space="preserve"> 6</w:t>
+      </w:r>
       <w:r>
         <w:rPr>
           <w:lang w:val="en_US" w:bidi="en_US"/>
         </w:rPr>
         <w:t>). At the feast, Esther revealed that Haman's plot was a personal attack on her people. The executed Haman on his own gallows (chapter</w:t>
       </w:r>
-      <w:hyperlink r:id="rId22">
-        <w:r>
-          <w:rPr>
-            <w:lang w:val="en_US" w:bidi="en_US"/>
-          </w:rPr>
-          <w:rPr>
-            <w:color w:val="0000EE"/>
-            <w:u w:val="single"/>
-          </w:rPr>
-          <w:t xml:space="preserve"> 7</w:t>
-        </w:r>
-      </w:hyperlink>
+      <w:r>
+        <w:rPr>
+          <w:lang w:val="en_US" w:bidi="en_US"/>
+        </w:rPr>
+        <w:t xml:space="preserve"> 7</w:t>
+      </w:r>
       <w:r>
         <w:rPr>
           <w:lang w:val="en_US" w:bidi="en_US"/>
@@ -533,36 +473,24 @@
         </w:rPr>
         <w:t>King Xerxes allowed the Jewish people to defend themselves against their enemies (</w:t>
       </w:r>
-      <w:hyperlink r:id="rId23">
-        <w:r>
-          <w:rPr>
-            <w:lang w:val="en_US" w:bidi="en_US"/>
-          </w:rPr>
-          <w:rPr>
-            <w:color w:val="0000EE"/>
-            <w:u w:val="single"/>
-          </w:rPr>
-          <w:t>8:1–14</w:t>
-        </w:r>
-      </w:hyperlink>
+      <w:r>
+        <w:rPr>
+          <w:lang w:val="en_US" w:bidi="en_US"/>
+        </w:rPr>
+        <w:t>8:1–14</w:t>
+      </w:r>
       <w:r>
         <w:rPr>
           <w:lang w:val="en_US" w:bidi="en_US"/>
         </w:rPr>
         <w:t>). The Jews celebrated, Mordecai received a promotion, and they executed Haman’s sons (</w:t>
       </w:r>
-      <w:hyperlink r:id="rId24">
-        <w:r>
-          <w:rPr>
-            <w:lang w:val="en_US" w:bidi="en_US"/>
-          </w:rPr>
-          <w:rPr>
-            <w:color w:val="0000EE"/>
-            <w:u w:val="single"/>
-          </w:rPr>
-          <w:t>9:1–17</w:t>
-        </w:r>
-      </w:hyperlink>
+      <w:r>
+        <w:rPr>
+          <w:lang w:val="en_US" w:bidi="en_US"/>
+        </w:rPr>
+        <w:t>9:1–17</w:t>
+      </w:r>
       <w:r>
         <w:rPr>
           <w:lang w:val="en_US" w:bidi="en_US"/>
@@ -619,36 +547,24 @@
         </w:rPr>
         <w:t xml:space="preserve">The book of Esther is a biographical narrative similar to the account of Joseph in </w:t>
       </w:r>
-      <w:hyperlink r:id="rId25">
-        <w:r>
-          <w:rPr>
-            <w:lang w:val="en_US" w:bidi="en_US"/>
-          </w:rPr>
-          <w:rPr>
-            <w:color w:val="0000EE"/>
-            <w:u w:val="single"/>
-          </w:rPr>
-          <w:t>Genesis 37–48</w:t>
-        </w:r>
-      </w:hyperlink>
+      <w:r>
+        <w:rPr>
+          <w:lang w:val="en_US" w:bidi="en_US"/>
+        </w:rPr>
+        <w:t>Genesis 37–48</w:t>
+      </w:r>
       <w:r>
         <w:rPr>
           <w:lang w:val="en_US" w:bidi="en_US"/>
         </w:rPr>
         <w:t xml:space="preserve"> and </w:t>
       </w:r>
-      <w:hyperlink r:id="rId26">
-        <w:r>
-          <w:rPr>
-            <w:lang w:val="en_US" w:bidi="en_US"/>
-          </w:rPr>
-          <w:rPr>
-            <w:color w:val="0000EE"/>
-            <w:u w:val="single"/>
-          </w:rPr>
-          <w:t>Ruth 1–4</w:t>
-        </w:r>
-      </w:hyperlink>
+      <w:r>
+        <w:rPr>
+          <w:lang w:val="en_US" w:bidi="en_US"/>
+        </w:rPr>
+        <w:t>Ruth 1–4</w:t>
+      </w:r>
       <w:r>
         <w:rPr>
           <w:lang w:val="en_US" w:bidi="en_US"/>
@@ -791,36 +707,24 @@
         </w:rPr>
         <w:t xml:space="preserve">In other stories, God acts invisibly (works behind the scenes), using unlikely events to accomplish his purposes (for example, </w:t>
       </w:r>
-      <w:hyperlink r:id="rId25">
-        <w:r>
-          <w:rPr>
-            <w:lang w:val="en_US" w:bidi="en_US"/>
-          </w:rPr>
-          <w:rPr>
-            <w:color w:val="0000EE"/>
-            <w:u w:val="single"/>
-          </w:rPr>
-          <w:t>Genesis 37–48</w:t>
-        </w:r>
-      </w:hyperlink>
+      <w:r>
+        <w:rPr>
+          <w:lang w:val="en_US" w:bidi="en_US"/>
+        </w:rPr>
+        <w:t>Genesis 37–48</w:t>
+      </w:r>
       <w:r>
         <w:rPr>
           <w:lang w:val="en_US" w:bidi="en_US"/>
         </w:rPr>
         <w:t xml:space="preserve">; </w:t>
       </w:r>
-      <w:hyperlink r:id="rId26">
-        <w:r>
-          <w:rPr>
-            <w:lang w:val="en_US" w:bidi="en_US"/>
-          </w:rPr>
-          <w:rPr>
-            <w:color w:val="0000EE"/>
-            <w:u w:val="single"/>
-          </w:rPr>
-          <w:t>Ruth 1–4</w:t>
-        </w:r>
-      </w:hyperlink>
+      <w:r>
+        <w:rPr>
+          <w:lang w:val="en_US" w:bidi="en_US"/>
+        </w:rPr>
+        <w:t>Ruth 1–4</w:t>
+      </w:r>
       <w:r>
         <w:rPr>
           <w:lang w:val="en_US" w:bidi="en_US"/>
@@ -1041,18 +945,12 @@
         </w:rPr>
         <w:t xml:space="preserve">The Masoretic Hebrew version of the book of Esther never mentions God. Yet the book’s main purpose is to show that God acts invisibly (works behind the scenes) to care for his people. God used King Xerxes’s pride while drunk to raise Esther to a position of influence (chapters </w:t>
       </w:r>
-      <w:hyperlink r:id="rId27">
-        <w:r>
-          <w:rPr>
-            <w:lang w:val="en_US" w:bidi="en_US"/>
-          </w:rPr>
-          <w:rPr>
-            <w:color w:val="0000EE"/>
-            <w:u w:val="single"/>
-          </w:rPr>
-          <w:t>1–2</w:t>
-        </w:r>
-      </w:hyperlink>
+      <w:r>
+        <w:rPr>
+          <w:lang w:val="en_US" w:bidi="en_US"/>
+        </w:rPr>
+        <w:t>1–2</w:t>
+      </w:r>
       <w:r>
         <w:rPr>
           <w:lang w:val="en_US" w:bidi="en_US"/>
